--- a/eng/docx/66.content.docx
+++ b/eng/docx/66.content.docx
@@ -261,19 +261,7 @@
         <w:rPr>
           <w:lang w:val="en_US" w:bidi="en_US"/>
         </w:rPr>
-        <w:t xml:space="preserve">) introduces the book's visionary style as apocalyptic writing (see </w:t>
-      </w:r>
-      <w:r>
-        <w:rPr>
-          <w:lang w:val="en_US" w:bidi="en_US"/>
-        </w:rPr>
-        <w:t>Revelation Book Introduction</w:t>
-      </w:r>
-      <w:r>
-        <w:rPr>
-          <w:lang w:val="en_US" w:bidi="en_US"/>
-        </w:rPr>
-        <w:t xml:space="preserve">, “Apocalyptic Writing”). God shares his message through mysterious symbols, numbers, and word pictures. </w:t>
+        <w:t xml:space="preserve">) introduces the book's visionary style as apocalyptic writing (see Revelation Book Introduction, “Apocalyptic Writing”). God shares his message through mysterious symbols, numbers, and word pictures. </w:t>
       </w:r>
     </w:p>
     <w:p>
@@ -3943,19 +3931,7 @@
         <w:rPr>
           <w:lang w:val="en_US" w:bidi="en_US"/>
         </w:rPr>
-        <w:t xml:space="preserve">). He believed John's writings opposed the Nicolaitan false teachings linked to Cerinthus (see </w:t>
-      </w:r>
-      <w:r>
-        <w:rPr>
-          <w:lang w:val="en_US" w:bidi="en_US"/>
-        </w:rPr>
-        <w:t>1 John Book Introduction</w:t>
-      </w:r>
-      <w:r>
-        <w:rPr>
-          <w:lang w:val="en_US" w:bidi="en_US"/>
-        </w:rPr>
-        <w:t>, “Setting”).</w:t>
+        <w:t>). He believed John's writings opposed the Nicolaitan false teachings linked to Cerinthus (see 1 John Book Introduction, “Setting”).</w:t>
       </w:r>
       <w:r>
         <w:rPr>
